--- a/3 am/الصيغ 2/cours 6/fiche.docx
+++ b/3 am/الصيغ 2/cours 6/fiche.docx
@@ -623,8 +623,6 @@
               </w:rPr>
               <w:t>02</w:t>
             </w:r>
-            <w:bookmarkStart w:id="0" w:name="_GoBack"/>
-            <w:bookmarkEnd w:id="0"/>
             <w:r>
               <w:rPr>
                 <w:rFonts w:hint="cs"/>
@@ -4427,7 +4425,17 @@
                 <w:rtl/>
                 <w:lang w:bidi="ar-DZ"/>
               </w:rPr>
-              <w:t xml:space="preserve">كيف يمكن </w:t>
+              <w:t>ماهي مراحل</w:t>
+            </w:r>
+            <w:r>
+              <w:rPr>
+                <w:rFonts w:asciiTheme="majorBidi" w:hAnsiTheme="majorBidi" w:cstheme="majorBidi" w:hint="cs"/>
+                <w:sz w:val="28"/>
+                <w:szCs w:val="28"/>
+                <w:rtl/>
+                <w:lang w:bidi="ar-DZ"/>
+              </w:rPr>
+              <w:t xml:space="preserve"> </w:t>
             </w:r>
             <w:proofErr w:type="gramStart"/>
             <w:r>
@@ -4668,7 +4676,19 @@
                 <w:rtl/>
                 <w:lang w:bidi="ar-DZ"/>
               </w:rPr>
-              <w:t>التالية :</w:t>
+              <w:t>التا</w:t>
+            </w:r>
+            <w:bookmarkStart w:id="0" w:name="_GoBack"/>
+            <w:bookmarkEnd w:id="0"/>
+            <w:r>
+              <w:rPr>
+                <w:rFonts w:asciiTheme="majorBidi" w:hAnsiTheme="majorBidi" w:cstheme="majorBidi" w:hint="cs"/>
+                <w:sz w:val="28"/>
+                <w:szCs w:val="28"/>
+                <w:rtl/>
+                <w:lang w:bidi="ar-DZ"/>
+              </w:rPr>
+              <w:t>لية :</w:t>
             </w:r>
             <w:proofErr w:type="gramEnd"/>
           </w:p>
@@ -8332,7 +8352,7 @@
                                   <w:rPr>
                                     <w:noProof/>
                                   </w:rPr>
-                                  <w:t>1</w:t>
+                                  <w:t>3</w:t>
                                 </w:r>
                                 <w:r>
                                   <w:fldChar w:fldCharType="end"/>
@@ -8382,7 +8402,7 @@
                             <w:rPr>
                               <w:noProof/>
                             </w:rPr>
-                            <w:t>1</w:t>
+                            <w:t>3</w:t>
                           </w:r>
                           <w:r>
                             <w:fldChar w:fldCharType="end"/>
